--- a/downloads/employee-monitoring-policy-template.docx
+++ b/downloads/employee-monitoring-policy-template.docx
@@ -132,7 +132,7 @@
         <w:pStyle w:val="Heading1"/>
       </w:pPr>
       <w:r>
-        <w:t>Acknowledgement</w:t>
+        <w:t>Acknowledgment</w:t>
       </w:r>
     </w:p>
     <w:p>
@@ -155,7 +155,7 @@
     </w:p>
     <w:p>
       <w:r>
-        <w:t>If you employ people in these states, the policy must be delivered as a notice that meets the statute. Add the relevant line to section 2 and keep the acknowledgement.</w:t>
+        <w:t>If you employ people in these states, the policy must be delivered as a notice that meets the statute. Add the relevant line to section 2 and keep the acknowledgment.</w:t>
       </w:r>
     </w:p>
     <w:p>
